--- a/Volume 1/Chapter 07 - Networking Basics/SPA_Vol1_Ch7_Lesson7_5_HTTP_Requests.docx
+++ b/Volume 1/Chapter 07 - Networking Basics/SPA_Vol1_Ch7_Lesson7_5_HTTP_Requests.docx
@@ -67,10 +67,7 @@
     </w:p>
     <w:p>
       <w:r>
-        <w:t>Look at an HTTP request the way a network engineer does: as one transaction between two programs, with a destination host and port, a protocol, a result, and a time. In C, C++, C#, Go, Python, and TypeScript, send a request to the health endpoint of your own Lesson 6.0 HTTPS server and print a concise connectivity summary, while the server's own window shows the same request from the other side. The Basic program sends one request with the library directly and shows the HTTP version the server answered with</w:t>
-      </w:r>
-      <w:r>
-        <w:t>. The Production-Minded program sends its requests with Lesson 6.4's send_request, now in its own module, reads the destination from each URL, and reports a status or the kind of failure; with the server stopped, it reports refused. Three curl.exe contrasts then show the parts of the time, what happens when http:// is sent to the HTTPS port, and why the course writes 127.0.0.1 instead of localhost.</w:t>
+        <w:t>Look at an HTTP request the way a network engineer does: as one transaction between two programs, with a destination host and port, a protocol, a result, and a time. In C, C++, C#, Go, Python, and TypeScript, send a request to the health endpoint of your own Lesson 6.0 HTTPS server and print a concise connectivity summary, while the server's own window shows the same request from the other side. The Basic program sends one request with the library directly and shows the HTTP version the server answered with. The Production-Minded program sends its requests with Lesson 6.4's send_request, now in its own module, reads the destination from each URL, and reports a status or the kind of failure; with the server stopped, it reports refused. Three curl.exe contrasts then show the parts of the time, what happens when http:// is sent to the HTTPS port, and why the course writes 127.0.0.1 instead of localhost.</w:t>
       </w:r>
     </w:p>
     <w:p>
@@ -98,10 +95,7 @@
     </w:p>
     <w:p>
       <w:r>
-        <w:t>"The service is down" is the most common report a developer hears, and it can mean many different things: nothing listens on the port, the client speaks the wrong protocol, a certificate is refused, the name leads to the wrong address, or the service answered with an error. Lesson 7.4 showed that an echo proves only that a computer's network stack answers. An HTTP request asks the service itself, and its summary (where it went, how it was spoken, what came back, and how long it took) tells you which of thos</w:t>
-      </w:r>
-      <w:r>
-        <w:t>e problems you have before you open any code. The same five facts are what monitoring tools, load balancers' health checks, and your chapter project report.</w:t>
+        <w:t>"The service is down" is the most common report a developer hears, and it can mean many different things: nothing listens on the port, the client speaks the wrong protocol, a certificate is refused, the name leads to the wrong address, or the service answered with an error. Lesson 7.4 showed that an echo proves only that a computer's network stack answers. An HTTP request asks the service itself, and its summary (where it went, how it was spoken, what came back, and how long it took) tells you which of those problems you have before you open any code. The same five facts are what monitoring tools, load balancers' health checks, and your chapter project report.</w:t>
       </w:r>
     </w:p>
     <w:p>
@@ -258,10 +252,7 @@
         <w:pStyle w:val="ListBullet"/>
       </w:pPr>
       <w:r>
-        <w:t>localhost is a name, and Windows turns it into ::1 first, then 127.0.0.1 (Lesson 7.3). The course server listens on 127.0.0.1 only, so a client asking for localhost finds nobody at ::1 and must try 127.0.0.1 next. curl.exe starts the second try after about 0.2 seconds (the Happy Eyeballs method, RFC 8305); a client that tries one address at a time, such as Python's urllib, waits the full 2 seconds of the refused ::1 first. The request still succeeds, because the certificate also names localhost, but it is s</w:t>
-      </w:r>
-      <w:r>
-        <w:t>lower. That is why the course writes 127.0.0.1.</w:t>
+        <w:t>localhost is a name, and Windows turns it into ::1 first, then 127.0.0.1 (Lesson 7.3). The course server listens on 127.0.0.1 only, so a client asking for localhost finds nobody at ::1 and must try 127.0.0.1 next. curl.exe starts the second try after about 0.2 seconds (the Happy Eyeballs method, RFC 8305); a client that tries one address at a time, such as Python's urllib, waits the full 2 seconds of the refused ::1 first. The request still succeeds, because the certificate also names localhost, but it is slower. That is why the course writes 127.0.0.1.</w:t>
       </w:r>
     </w:p>
     <w:p>
@@ -269,10 +260,7 @@
         <w:pStyle w:val="ListBullet"/>
       </w:pPr>
       <w:r>
-        <w:t>A proxy can change where a request goes. The environment variables HTTP_PROXY, HTTPS_PROXY, and NO_PROXY tell many clients to send their requests through a proxy server instead of straight to the destination, so the host in the URL is not the host the client connects to. Many libraries skip the proxy for 127.0.0.1 and localhost, but not every one does: Python's urllib uses HTTPS_PROXY with no exemption for 127.0.0.1. No program here sets a proxy; if a request on your computer behaves strangely, check whethe</w:t>
-      </w:r>
-      <w:r>
-        <w:t>r those variables are set with Get-ChildItem Env:*proxy*, which prints nothing when none is.</w:t>
+        <w:t>A proxy can change where a request goes. The environment variables HTTP_PROXY, HTTPS_PROXY, and NO_PROXY tell many clients to send their requests through a proxy server instead of straight to the destination, so the host in the URL is not the host the client connects to. Many libraries skip the proxy for 127.0.0.1 and localhost, but not every one does: Python's urllib uses HTTPS_PROXY with no exemption for 127.0.0.1. No program here sets a proxy; if a request on your computer behaves strangely, check whether those variables are set with Get-ChildItem Env:*proxy*, which prints nothing when none is.</w:t>
       </w:r>
     </w:p>
     <w:p>
@@ -404,10 +392,7 @@
         <w:pStyle w:val="ListBullet"/>
       </w:pPr>
       <w:r>
-        <w:t>The Production-Minded program sends GET /api/v1/health and GET /api/v1/nothing with Lesson 6.4's send_request, unchanged, from the new api_client module. For each it prints Request, then Host, Port, and Protocol read from the URL (443 for https, 80 for http when the URL names no port), then Result: status and the code, or Result: no answer and the failure kind, then Elapsed. It ends with exit code 0 when every request got an answer, and 1 when any did not; send_request's Error and Reason lines go to the err</w:t>
-      </w:r>
-      <w:r>
-        <w:t>or stream.</w:t>
+        <w:t>The Production-Minded program sends GET /api/v1/health and GET /api/v1/nothing with Lesson 6.4's send_request, unchanged, from the new api_client module. For each it prints Request, then Host, Port, and Protocol read from the URL (443 for https, 80 for http when the URL names no port), then Result: status and the code, or Result: no answer and the failure kind, then Elapsed. It ends with exit code 0 when every request got an answer, and 1 when any did not; send_request's Error and Reason lines go to the error stream.</w:t>
       </w:r>
     </w:p>
     <w:p>
@@ -841,10 +826,7 @@
         <w:keepNext/>
       </w:pPr>
       <w:r>
-        <w:t>Still in lesson-7.5, copy what Lesson 6.0 already holds, unchanged: the certificates and .gitignore, each language's Production-Minded server with what it needs (cpp-httplib's httplib.h and the OpenSSL that vcpkg built, Server.csproj, go.mod, and the TypeScript project files), and Client.csproj, which becomes both new C# projects, because a .csproj builds every .cs file in its own folder whatever the project's name. Remember, Copy-Item -Recurse copies a folder with everything in it, and a -replace line puts</w:t>
-      </w:r>
-      <w:r>
-        <w:t xml:space="preserve"> this lesson's name into go.mod's module name and package.json's name.</w:t>
+        <w:t>Still in lesson-7.5, copy what Lesson 6.0 already holds, unchanged: the certificates and .gitignore, each language's Production-Minded server with what it needs (cpp-httplib's httplib.h and the OpenSSL that vcpkg built, Server.csproj, go.mod, and the TypeScript project files), and Client.csproj, which becomes both new C# projects, because a .csproj builds every .cs file in its own folder whatever the project's name. Remember, Copy-Item -Recurse copies a folder with everything in it, and a -replace line puts this lesson's name into go.mod's module name and package.json's name.</w:t>
       </w:r>
     </w:p>
     <w:p>
@@ -1483,10 +1465,7 @@
     </w:p>
     <w:p>
       <w:r>
-        <w:t>Before the programs, look at one transaction three ways with curl.exe, against your Lesson 6.0 Python server, which needs no build. One server is enough, and keeps the results the same for everyone: each language's server reacts to a plain http:// request in its own way (Go's answers 400), and the other two contrasts do not depend on the server's language. Remember, Terminal 1 runs the server and Terminal 2, a second PowerShell window in the same lesson-7.5 folder, runs the checks; every curl.exe command na</w:t>
-      </w:r>
-      <w:r>
-        <w:t>mes Windows' own curl.exe by its full path, --cacert .\certs\spa-ca.pem --ssl-revoke-best-effort trusts the course CA (Lesson 6.0), and -w prints facts about the transfer after it ends (Lesson 6.4).</w:t>
+        <w:t>Before the programs, look at one transaction three ways with curl.exe, against your Lesson 6.0 Python server, which needs no build. One server is enough, and keeps the results the same for everyone: each language's server reacts to a plain http:// request in its own way (Go's answers 400), and the other two contrasts do not depend on the server's language. Remember, Terminal 1 runs the server and Terminal 2, a second PowerShell window in the same lesson-7.5 folder, runs the checks; every curl.exe command names Windows' own curl.exe by its full path, --cacert .\certs\spa-ca.pem --ssl-revoke-best-effort trusts the course CA (Lesson 6.0), and -w prints facts about the transfer after it ends (Lesson 6.4).</w:t>
       </w:r>
     </w:p>
     <w:p>
@@ -9132,10 +9111,7 @@
     </w:p>
     <w:p>
       <w:r>
-        <w:t xml:space="preserve">The Production-Minded program sends its requests with Lesson 6.4's SendRequest, which now lives in ApiClient.cs: the ApiResponse class, and the ApiClient class with the constants, ResponseHeader, ReportFailure, and SendRequest, unchanged apart from public on what other files, such as Program.cs and the chapter project, may use. Program.cs adds PrintDestination, which reads the host, the port, and the scheme from each URL with Uri, and PrintRequestSummary, which prints one request's summary and returns true </w:t>
-      </w:r>
-      <w:r>
-        <w:t>when the server answered.</w:t>
+        <w:t>The Production-Minded program sends its requests with Lesson 6.4's SendRequest, which now lives in ApiClient.cs: the ApiResponse class, and the ApiClient class with the constants, ResponseHeader, ReportFailure, and SendRequest, unchanged apart from public on what other files, such as Program.cs and the chapter project, may use. Program.cs adds PrintDestination, which reads the host, the port, and the scheme from each URL with Uri, and PrintRequestSummary, which prints one request's summary and returns true when the server answered.</w:t>
       </w:r>
     </w:p>
     <w:p>
@@ -11434,8 +11410,6 @@
       </w:pPr>
       <w:r>
         <w:tab/>
-      </w:r>
-      <w:r>
         <w:t>// The destination: where the request goes, before anything is sent.</w:t>
       </w:r>
     </w:p>
@@ -11564,8 +11538,6 @@
       </w:pPr>
       <w:r>
         <w:tab/>
-      </w:r>
-      <w:r>
         <w:t>client := &amp;http.Client{Transport: &amp;http.Transport{</w:t>
       </w:r>
     </w:p>
@@ -11706,8 +11678,6 @@
       </w:pPr>
       <w:r>
         <w:tab/>
-      </w:r>
-      <w:r>
         <w:t>_, err = io.Copy(io.Discard, response.Body)</w:t>
       </w:r>
     </w:p>
@@ -12013,10 +11983,7 @@
     </w:p>
     <w:p>
       <w:r>
-        <w:t>The Production-Minded program sends its requests with Lesson 6.4's sendRequest, which now lives in the apiclient package as SendRequest: the constants, APIResponse, ResponseHeader, StopAtRedirect, and SendRequest, unchanged apart from the capital letters that export what other files, such as main.go and the chapter project, may use. main.go adds printDestination, which reads the host, the port, and the scheme from each URL with url.Parse, and printRequestSummary, which prints one request's summary and retur</w:t>
-      </w:r>
-      <w:r>
-        <w:t>ns true when the server answered.</w:t>
+        <w:t>The Production-Minded program sends its requests with Lesson 6.4's sendRequest, which now lives in the apiclient package as SendRequest: the constants, APIResponse, ResponseHeader, StopAtRedirect, and SendRequest, unchanged apart from the capital letters that export what other files, such as main.go and the chapter project, may use. main.go adds printDestination, which reads the host, the port, and the scheme from each URL with url.Parse, and printRequestSummary, which prints one request's summary and returns true when the server answered.</w:t>
       </w:r>
     </w:p>
     <w:p>
@@ -12204,8 +12171,6 @@
       </w:pPr>
       <w:r>
         <w:tab/>
-      </w:r>
-      <w:r>
         <w:t>CAFile         = "certs/spa-ca.pem"</w:t>
       </w:r>
     </w:p>
@@ -12679,8 +12644,6 @@
       </w:pPr>
       <w:r>
         <w:tab/>
-      </w:r>
-      <w:r>
         <w:t>var body io.Reader</w:t>
       </w:r>
     </w:p>
@@ -12858,8 +12821,6 @@
       </w:pPr>
       <w:r>
         <w:tab/>
-      </w:r>
-      <w:r>
         <w:t>if err != nil {</w:t>
       </w:r>
     </w:p>
@@ -13372,8 +13333,6 @@
       </w:pPr>
       <w:r>
         <w:tab/>
-      </w:r>
-      <w:r>
         <w:t>fmt.Printf("  Host: %s\n", parts.Hostname())</w:t>
       </w:r>
     </w:p>
@@ -13478,8 +13437,6 @@
       </w:pPr>
       <w:r>
         <w:tab/>
-      </w:r>
-      <w:r>
         <w:t>// Remember, time.Since measures with a clock that only moves forward.</w:t>
       </w:r>
     </w:p>
@@ -13758,8 +13715,6 @@
       </w:r>
       <w:r>
         <w:tab/>
-      </w:r>
-      <w:r>
         <w:t>TLSClientConfig: &amp;tls.Config{RootCAs: trusted},</w:t>
       </w:r>
     </w:p>
@@ -19417,10 +19372,7 @@
     </w:p>
     <w:p>
       <w:r>
-        <w:t>The Network Diagnostic Utility, this chapter's project, checks a host's HTTP service the way this lesson's Production-Minded program does: it copies the api_client module, reads the destination from the URL, sends one request, and reports the status or the kind of failure, with the elapsed time. Beside Lesson 7.4's echo and the port checks of Lesson 7.10, it can then say which layer failed: for example, that the host answers echoes and the port is open, but the request was refused or spoke the wrong protoco</w:t>
-      </w:r>
-      <w:r>
-        <w:t>l.</w:t>
+        <w:t>The Network Diagnostic Utility, this chapter's project, checks a host's HTTP service the way this lesson's Production-Minded program does: it copies the api_client module, reads the destination from the URL, sends one request, and reports the status or the kind of failure, with the elapsed time. Beside Lesson 7.4's echo and the port checks of Lesson 7.10, it can then say which layer failed: for example, that the host answers echoes and the port is open, but the request was refused or spoke the wrong protocol.</w:t>
       </w:r>
     </w:p>
     <w:p>
@@ -19925,10 +19877,7 @@
     </w:p>
     <w:p>
       <w:r>
-        <w:t>An HTTP request is a network transaction with two sides, and every program summarized one: the destination host and port, read from the URL with 443 or 80 when it names none; the protocol, https and the HTTP version the answer came in; the result, a status or the kind of failure; and the time, measured with a clock that only moves forward. The server's log lines showed the same transactions from the other side, and showed nothing for a request that never became HTTP. With the server stopped, the requests we</w:t>
-      </w:r>
-      <w:r>
-        <w:t>re refused, after about 2 seconds in most languages, while Lesson 7.4's echo was still answered. curl.exe split the time into its parts, showed that an open port does not make the protocol right, and showed localhost's detour through ::1. Lesson 6.4's send_request now lives in the api_client module, which the chapter's project copies; Lesson 7.6 looks at TCP and UDP, the transports under these requests.</w:t>
+        <w:t>An HTTP request is a network transaction with two sides, and every program summarized one: the destination host and port, read from the URL with 443 or 80 when it names none; the protocol, https and the HTTP version the answer came in; the result, a status or the kind of failure; and the time, measured with a clock that only moves forward. The server's log lines showed the same transactions from the other side, and showed nothing for a request that never became HTTP. With the server stopped, the requests were refused, after about 2 seconds in most languages, while Lesson 7.4's echo was still answered. curl.exe split the time into its parts, showed that an open port does not make the protocol right, and showed localhost's detour through ::1. Lesson 6.4's send_request now lives in the api_client module, which the chapter's project copies; Lesson 7.6 looks at TCP and UDP, the transports under these requests.</w:t>
       </w:r>
     </w:p>
     <w:sectPr>
